--- a/pictures/Affichette/Affichette.docx
+++ b/pictures/Affichette/Affichette.docx
@@ -81,7 +81,7 @@
                         <wps:spPr>
                           <a:xfrm>
                             <a:off x="252999" y="142698"/>
-                            <a:ext cx="5300590" cy="914645"/>
+                            <a:ext cx="5306305" cy="914645"/>
                           </a:xfrm>
                           <a:prstGeom prst="rect">
                             <a:avLst/>
@@ -274,7 +274,7 @@
                         <wps:spPr>
                           <a:xfrm>
                             <a:off x="5878166" y="5723223"/>
-                            <a:ext cx="2444750" cy="346075"/>
+                            <a:ext cx="2447290" cy="346075"/>
                           </a:xfrm>
                           <a:prstGeom prst="rect">
                             <a:avLst/>
@@ -480,7 +480,7 @@
           </mc:Choice>
           <mc:Fallback>
             <w:pict>
-              <v:group w14:anchorId="2FD9138B" id="Zone de dessin 2" o:spid="_x0000_s1026" editas="canvas" style="width:688.5pt;height:525pt;mso-position-horizontal-relative:char;mso-position-vertical-relative:line" coordsize="87439,66675" o:gfxdata="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">
+              <v:group w14:anchorId="2FD9138B" id="Zone de dessin 2" o:spid="_x0000_s1026" editas="canvas" style="width:688.5pt;height:525pt;mso-position-horizontal-relative:char;mso-position-vertical-relative:line" coordsize="87439,66675" o:gfxdata="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">
                 <v:shapetype id="_x0000_t75" coordsize="21600,21600" o:spt="75" o:preferrelative="t" path="m@4@5l@4@11@9@11@9@5xe" filled="f" stroked="f">
                   <v:stroke joinstyle="miter"/>
                   <v:formulas>
@@ -511,7 +511,7 @@
                   <v:stroke joinstyle="miter"/>
                   <v:path gradientshapeok="t" o:connecttype="rect"/>
                 </v:shapetype>
-                <v:shape id="Zone de texte 320047100" o:spid="_x0000_s1029" type="#_x0000_t202" style="position:absolute;left:2529;top:1426;width:53006;height:9147;visibility:visible;mso-wrap-style:none;v-text-anchor:top" o:gfxdata="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" filled="f" stroked="f" strokeweight=".5pt">
+                <v:shape id="Zone de texte 320047100" o:spid="_x0000_s1029" type="#_x0000_t202" style="position:absolute;left:2529;top:1426;width:53064;height:9147;visibility:visible;mso-wrap-style:none;v-text-anchor:top" o:gfxdata="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" filled="f" stroked="f" strokeweight=".5pt">
                   <v:textbox inset="1mm,1mm,1mm,1mm">
                     <w:txbxContent>
                       <w:p>
@@ -662,7 +662,7 @@
                     </w:txbxContent>
                   </v:textbox>
                 </v:shape>
-                <v:shape id="Zone de texte 162034651" o:spid="_x0000_s1031" type="#_x0000_t202" style="position:absolute;left:58781;top:57232;width:24448;height:3460;visibility:visible;mso-wrap-style:none;v-text-anchor:top" o:gfxdata="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" filled="f" stroked="f" strokeweight=".5pt">
+                <v:shape id="Zone de texte 162034651" o:spid="_x0000_s1031" type="#_x0000_t202" style="position:absolute;left:58781;top:57232;width:24473;height:3460;visibility:visible;mso-wrap-style:none;v-text-anchor:top" o:gfxdata="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" filled="f" stroked="f" strokeweight=".5pt">
                   <v:textbox>
                     <w:txbxContent>
                       <w:p>
@@ -708,7 +708,65 @@
         </mc:AlternateContent>
       </w:r>
     </w:p>
-    <w:p/>
+    <w:p>
+      <w:r>
+        <w:br w:type="page"/>
+      </w:r>
+      <w:r>
+        <w:rPr>
+          <w:noProof/>
+        </w:rPr>
+        <mc:AlternateContent>
+          <mc:Choice Requires="wpc">
+            <w:drawing>
+              <wp:inline distT="0" distB="0" distL="0" distR="0" wp14:anchorId="51E44855" wp14:editId="69509481">
+                <wp:extent cx="8743950" cy="6667500"/>
+                <wp:effectExtent l="0" t="0" r="19050" b="19050"/>
+                <wp:docPr id="1557150871" name="Zone de dessin 2"/>
+                <wp:cNvGraphicFramePr>
+                  <a:graphicFrameLocks xmlns:a="http://schemas.openxmlformats.org/drawingml/2006/main"/>
+                </wp:cNvGraphicFramePr>
+                <a:graphic xmlns:a="http://schemas.openxmlformats.org/drawingml/2006/main">
+                  <a:graphicData uri="http://schemas.microsoft.com/office/word/2010/wordprocessingCanvas">
+                    <wpc:wpc>
+                      <wpc:bg>
+                        <a:blipFill>
+                          <a:blip r:embed="rId5"/>
+                          <a:tile tx="0" ty="0" sx="100000" sy="100000" flip="none" algn="tl"/>
+                        </a:blipFill>
+                      </wpc:bg>
+                      <wpc:whole>
+                        <a:ln>
+                          <a:solidFill>
+                            <a:schemeClr val="tx1"/>
+                          </a:solidFill>
+                        </a:ln>
+                      </wpc:whole>
+                    </wpc:wpc>
+                  </a:graphicData>
+                </a:graphic>
+              </wp:inline>
+            </w:drawing>
+          </mc:Choice>
+          <mc:Fallback>
+            <w:pict>
+              <v:group w14:anchorId="102BD2FA" id="Zone de dessin 2" o:spid="_x0000_s1026" editas="canvas" style="width:688.5pt;height:525pt;mso-position-horizontal-relative:char;mso-position-vertical-relative:line" coordsize="87439,66675" o:gfxdata="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">
+                <v:shape id="_x0000_s1027" type="#_x0000_t75" style="position:absolute;width:87439;height:66675;visibility:visible;mso-wrap-style:square" filled="t" stroked="t" strokecolor="black [3213]">
+                  <v:fill r:id="rId11" o:title="" recolor="t" rotate="t" o:detectmouseclick="t" type="tile"/>
+                  <v:path o:connecttype="none"/>
+                </v:shape>
+                <w10:anchorlock/>
+              </v:group>
+            </w:pict>
+          </mc:Fallback>
+        </mc:AlternateContent>
+      </w:r>
+    </w:p>
+    <w:p>
+      <w:r>
+        <w:br w:type="page"/>
+      </w:r>
+    </w:p>
     <w:tbl>
       <w:tblPr>
         <w:tblStyle w:val="Grilledutableau"/>
